--- a/docs/biweekly_report/汇报-邓云溪-10-17.docx
+++ b/docs/biweekly_report/汇报-邓云溪-10-17.docx
@@ -64,12 +64,7 @@
         <w:jc w:val="both"/>
       </w:pPr>
       <w:r>
-        <w:rPr>
-          <w:rFonts w:ascii="宋体" w:hAnsi="宋体" w:eastAsia="宋体"/>
-          <w:b w:val="0"/>
-          <w:sz w:val="24"/>
-        </w:rPr>
-        <w:t>本期根据导师反馈意见调整研究方向，将工作重心由安检场景下的关注状态检测，转向疲劳目光行为内部结构的基础研究。围绕“疲劳目光行为能否在统计上分离为呆滞与发散两种成分”这一核心科学问题，在公开嗜睡数据库上完成了从眼电信号读取、眼动事件检测、八项行为指标计算、时间窗口化与个体内标准化，到探索性因子分析与可分离性判定的全链条方法学验证。研究共纳入十四名被试的三十六个有效测试记录，构建了约两千个窗口级观测样本，提取了分别对应呆滞与发散两端的八项指标。初步因子分析结果显示，疲劳目光行为可稳定提取出结构清晰的若干因子，各因子之间相关微弱，提示所假设的两种行为成分具备统计可分性，为下一阶段的验证性因子分析奠定了基础。</w:t>
+        <w:t>本期工作主要将重心由安检场景下的关注状态检测，转向疲劳目光行为内部结构的基础研究。围绕“疲劳目光行为能否分成呆滞和发散两种成分”这个问题，我先在公开嗜睡数据库上把整条分析流程跑通了，包括眼电信号读取、眼动事件检测、八项行为指标计算、时间窗口切分、个体内标准化，以及探索性因子分析和可分离性判定。当前共纳入14名被试的36个有效测试记录，整理出了约2000个窗口级样本。初步结果看，疲劳目光行为中确实可以分出结构比较清楚的因子，而且因子之间相关性不高，说明前面提出的“双因子可分离”这个想法目前是有数据支撑的，也可以继续往下一步的验证性因子分析推进。</w:t>
       </w:r>
     </w:p>
     <w:p>
@@ -105,12 +100,7 @@
         <w:jc w:val="both"/>
       </w:pPr>
       <w:r>
-        <w:rPr>
-          <w:rFonts w:ascii="宋体" w:hAnsi="宋体" w:eastAsia="宋体"/>
-          <w:b w:val="0"/>
-          <w:sz w:val="24"/>
-        </w:rPr>
-        <w:t>研究目的：将“呆滞”与“发散”两种理论上的目光行为成分落实为可计算的量化指标，是检验双因子假设的前提。本研究旨在构建一组分别刻画眼动输出端效率与注视控制端调节能力的窗口级指标体系。</w:t>
+        <w:t>研究目的：这一部分主要是把“呆滞”和“发散”这两个比较抽象的概念，先落到能实际计算的指标上。只有指标先定下来，后面才谈得上检验双因子假设。</w:t>
       </w:r>
     </w:p>
     <w:p>
@@ -120,12 +110,7 @@
         <w:jc w:val="both"/>
       </w:pPr>
       <w:r>
-        <w:rPr>
-          <w:rFonts w:ascii="宋体" w:hAnsi="宋体" w:eastAsia="宋体"/>
-          <w:b w:val="0"/>
-          <w:sz w:val="24"/>
-        </w:rPr>
-        <w:t>方法设计：以水平与垂直两路眼电信号作为二维眼动位置的代理，在生理意义上分别对应眼动输出端与注视控制端的行为表现。呆滞端由四项指标刻画：平均注视时长、扫视峰值速度、扫视幅度与注视频率，反映注视稳定化与扫视执行的效率；发散端由四项指标刻画：注视点空间熵、注视转移熵、注视点空间方差与扫视方向随机性，反映注视控制的空间弥散与方向失控。八项指标的定义与疲劳方向假设如表一所示。</w:t>
+        <w:t>方法设计：我先用水平和垂直两路眼电信号作为二维眼动位置的代理。呆滞这一端主要看四项指标：平均注视时长、扫视峰值速度、扫视幅度和注视频率，想反映的是眼动输出端是不是变慢了、变少了。发散这一端也对应四项指标：注视点空间熵、注视转移熵、注视点空间方差和扫视方向随机性，主要反映注视控制是不是变得更散、更乱。八项指标的具体定义和预期方向放在表1里。</w:t>
       </w:r>
     </w:p>
     <w:p>
@@ -1357,12 +1342,7 @@
         <w:jc w:val="both"/>
       </w:pPr>
       <w:r>
-        <w:rPr>
-          <w:rFonts w:ascii="宋体" w:hAnsi="宋体" w:eastAsia="宋体"/>
-          <w:b w:val="0"/>
-          <w:sz w:val="24"/>
-        </w:rPr>
-        <w:t>结论与发现：其一，八项指标在构念上明确区分“少而动缓”的输出端衰退与“散而失序”的控制端失灵，二者并非同一现象的强弱两端，而是可分别观测的行为维度；其二，以眼电信号同时作为水平与垂直方向的位置代理，虽度量单位为电位而非像素，但其相对分布形态足以承载熵、方差与方向分布等空间特征的比较；其三，指标体系兼顾时域与空域两个层面，为因子分析提供了内涵互补的可观测变量。</w:t>
+        <w:t>结论与发现：目前看，这八项指标基本能把“动得慢”和“看得散”这两类现象区分开。虽然眼电信号不是标准的注视点坐标，单位也不是像素，但它在相对分布形态上还是能支持熵、方差和方向分布这类空间特征的计算。整体上，这套指标体系已经可以支撑后面的因子分析。</w:t>
       </w:r>
     </w:p>
     <w:p>
@@ -1385,12 +1365,7 @@
         <w:jc w:val="both"/>
       </w:pPr>
       <w:r>
-        <w:rPr>
-          <w:rFonts w:ascii="宋体" w:hAnsi="宋体" w:eastAsia="宋体"/>
-          <w:b w:val="0"/>
-          <w:sz w:val="24"/>
-        </w:rPr>
-        <w:t>研究目的：注视与扫视是构建八项指标的基本事件单元，其提取的准确性与稳健性直接决定后续因子分析的有效性。本研究旨在从原始眼电信号中可靠地分离出注视段与扫视段。</w:t>
+        <w:t>研究目的：八项指标能不能算准，前提是注视和扫视事件要先分得比较可靠。所以这一部分主要做的是，从原始眼电信号里尽量稳定地把注视段和扫视段提出来。</w:t>
       </w:r>
     </w:p>
     <w:p>
@@ -1400,12 +1375,7 @@
         <w:jc w:val="both"/>
       </w:pPr>
       <w:r>
-        <w:rPr>
-          <w:rFonts w:ascii="宋体" w:hAnsi="宋体" w:eastAsia="宋体"/>
-          <w:b w:val="0"/>
-          <w:sz w:val="24"/>
-        </w:rPr>
-        <w:t>方法设计：信号先经带通滤波与离群点抑制两步预处理，带通截止频率为0.5至30赫兹，以去除基线漂移与高频肌电噪声，再以滑动中值与中位绝对偏差结合的稳健方法剔除眨眼等离群采样。事件检测采用速度阈值法，由水平与垂直两路差分合成眼动速度，速度低于阈值者判为注视、高于阈值者判为扫视。阈值不取固定经验值，而由速度分布的百分位数数据驱动确定，以适配个体差异；同时设定最短注视时长一百毫秒、最短扫视时长二十毫秒的合并规则，抑制片段化抖动。</w:t>
+        <w:t>方法设计：原始信号先做两步预处理。第一步是0.5到30Hz的带通滤波，用来去掉基线漂移和高频噪声；第二步是用滑动中值和中位绝对偏差去压掉眨眼之类的离群采样。事件检测这边采用速度阈值法，把水平和垂直两路差分合成速度，低于阈值的判为注视，高于阈值的判为扫视。阈值不是直接套经验值，而是根据速度分布的百分位数自适应确定，这样更适合不同被试之间的差异。另外还加了最短注视时长100ms、最短扫视时长20ms的约束，尽量减少片段化噪声。</w:t>
       </w:r>
     </w:p>
     <w:p>
@@ -2084,12 +2054,7 @@
         <w:jc w:val="both"/>
       </w:pPr>
       <w:r>
-        <w:rPr>
-          <w:rFonts w:ascii="宋体" w:hAnsi="宋体" w:eastAsia="宋体"/>
-          <w:b w:val="0"/>
-          <w:sz w:val="24"/>
-        </w:rPr>
-        <w:t>结论与发现：其一，以速度分布的百分位自适应确定阈值，避免了固定阈值在个体间幅度差异下的事件错分，保证了事件提取在十余名不同被试间的一致性；其二，两级时长约束在保留真实注视与扫视的同时有效剔除了噪声诱发的伪事件；其三，在真实数据上的验证表明事件提取稳定收敛，为指标计算提供了可靠的事件基础。</w:t>
+        <w:t>结论与发现：这一套做下来，事件提取整体比较稳定。用百分位数自适应阈值后，不同被试之间不会因为信号幅度差异太大而频繁错分；加上最短时长约束以后，一些明显是噪声造成的伪事件也被压下去了。目前这一步已经能比较稳定地给后面的指标计算提供输入。</w:t>
       </w:r>
     </w:p>
     <w:p>
@@ -2112,12 +2077,7 @@
         <w:jc w:val="both"/>
       </w:pPr>
       <w:r>
-        <w:rPr>
-          <w:rFonts w:ascii="宋体" w:hAnsi="宋体" w:eastAsia="宋体"/>
-          <w:b w:val="0"/>
-          <w:sz w:val="24"/>
-        </w:rPr>
-        <w:t>研究目的：将连续眼动记录切分为具有一致统计意义的观测单元，并消除被试间电位基线差异对横向比较的干扰。</w:t>
+        <w:t>研究目的：这一部分主要解决两个问题：一是把连续记录切成可以直接分析的窗口；二是尽量减小不同被试之间电位基线差异带来的影响，让后面的结果更可比。</w:t>
       </w:r>
     </w:p>
     <w:p>
@@ -2127,12 +2087,7 @@
         <w:jc w:val="both"/>
       </w:pPr>
       <w:r>
-        <w:rPr>
-          <w:rFonts w:ascii="宋体" w:hAnsi="宋体" w:eastAsia="宋体"/>
-          <w:b w:val="0"/>
-          <w:sz w:val="24"/>
-        </w:rPr>
-        <w:t>方法设计：以三十秒为窗口长度、十秒为步长对每段记录进行重叠切片，既保证窗内含有足够的注视与扫视事件，又通过重叠提升观测样本量。窗内注视事件少于五个或扫视事件少于三个时，该窗口标记为无效并在分析中剔除，以控制低质量窗口对因子结构的污染。随后在每一被试内部对八项指标作标准化处理，将个体均值与标准差归一，使指标反映疲劳引起的相对变化而非个体绝对水平。</w:t>
+        <w:t>方法设计：我这里用了30秒窗口、10秒步长的重叠切分方式。这样做的考虑是，窗内能保留足够的注视和扫视事件，同时又能把样本量拉起来。对于注视事件少于5个或者扫视事件少于3个的窗口，直接标成无效并剔除，避免低质量窗口把因子结构带偏。之后再在每个被试内部做标准化，让每项指标反映的是相对变化，而不是不同人之间的绝对幅值差。</w:t>
       </w:r>
     </w:p>
     <w:p>
@@ -2574,12 +2529,7 @@
         <w:jc w:val="both"/>
       </w:pPr>
       <w:r>
-        <w:rPr>
-          <w:rFonts w:ascii="宋体" w:hAnsi="宋体" w:eastAsia="宋体"/>
-          <w:b w:val="0"/>
-          <w:sz w:val="24"/>
-        </w:rPr>
-        <w:t>结论与发现：其一，重叠窗口在保持事件充分性的前提下将有效观测扩充至两千个左右，满足了因子分析对样本量与变量比的基本要求；其二，有效门槛的引入使低质量窗口占比控制在百分之三以内，缺失率远低于百分之十的合格线；其三，个体内标准化使不同被试的指标可在同一尺度上比较，为结构发现提供了前提。</w:t>
+        <w:t>结论与发现：目前窗口化之后，有效观测大概在2000个左右，基本满足因子分析对样本量和变量比的要求。低质量窗口占比控制得也还可以，不到3%，整体缺失率低于10%的预设线。做完个体内标准化后，不同被试之间的指标能放到同一尺度上比较，后面的结构分析会更稳一些。</w:t>
       </w:r>
     </w:p>
     <w:p>
@@ -2602,12 +2552,7 @@
         <w:jc w:val="both"/>
       </w:pPr>
       <w:r>
-        <w:rPr>
-          <w:rFonts w:ascii="宋体" w:hAnsi="宋体" w:eastAsia="宋体"/>
-          <w:b w:val="0"/>
-          <w:sz w:val="24"/>
-        </w:rPr>
-        <w:t>研究目的：回答本研究的核心问题，即疲劳目光行为的八项指标能否解析为呆滞与发散两种可分离的行为成分。</w:t>
+        <w:t>研究目的：这一部分就是直接回答核心问题，也就是八项指标到底能不能分出“呆滞”和“发散”这两类相对独立的行为成分。</w:t>
       </w:r>
     </w:p>
     <w:p>
@@ -2617,12 +2562,7 @@
         <w:jc w:val="both"/>
       </w:pPr>
       <w:r>
-        <w:rPr>
-          <w:rFonts w:ascii="宋体" w:hAnsi="宋体" w:eastAsia="宋体"/>
-          <w:b w:val="0"/>
-          <w:sz w:val="24"/>
-        </w:rPr>
-        <w:t>方法设计：分析前先作采样充分性与球形检验。因子提取采用主轴因子法，不假设变量服从多元正态，适合本类小样本行为数据；旋转采用允许因子相关的斜交旋转，以契合“两因子可能相关”的假设；因子个数不凭主观判断，而由平行分析与碎石图共同确定，并将上限放宽以检测过拟合。最终按两因子相关与载荷清晰度作可分离性判定。</w:t>
+        <w:t>方法设计：正式做因子分析前，先做采样充分性和球形检验，看看数据本身适不适合进因子分析。因子提取采用主轴因子法，因为这类行为数据本来就不太适合强行假设成多元正态。旋转这边用了斜交旋转，默认两个因子之间可以有一定相关。因子个数不是靠主观拍板，而是结合平行分析和碎石图一起判断，最后再根据因子相关和载荷清晰度来判定双因子是不是能分开。</w:t>
       </w:r>
     </w:p>
     <w:p>
@@ -3513,12 +3453,7 @@
         <w:jc w:val="both"/>
       </w:pPr>
       <w:r>
-        <w:rPr>
-          <w:rFonts w:ascii="宋体" w:hAnsi="宋体" w:eastAsia="宋体"/>
-          <w:b w:val="0"/>
-          <w:sz w:val="24"/>
-        </w:rPr>
-        <w:t>结论与发现：其一，前置检验均通过，表明八项指标间存在充分的公共方差，适合因子分析；其二，数据提取出结构清晰的因子，累计方差解释率近百分之七十，超过六成的合格线；其三，各因子间相关微弱，且同一指标主要载荷于单一因子，按预设判据应判定为“双因子可分离”，即疲劳目光行为在统计上可分解为相互区别的行为成分，核心假设得到初步支持，下一步进入验证性因子分析。</w:t>
+        <w:t>结论与发现：从目前结果看，前置检验都通过了，说明这八项指标之间确实有足够的公共方差，可以做因子分析。提取出来的因子结构也比较清楚，累计方差解释率接近70%，超过了原先设的60%门槛。更关键的是，各因子之间相关性比较弱，而且大多数指标都主要加载在单一因子上。按目前的判据，双因子可分离这个结论是成立的，下一步可以继续做验证性因子分析。</w:t>
       </w:r>
     </w:p>
     <w:p>
@@ -3541,12 +3476,7 @@
         <w:jc w:val="both"/>
       </w:pPr>
       <w:r>
-        <w:rPr>
-          <w:rFonts w:ascii="宋体" w:hAnsi="宋体" w:eastAsia="宋体"/>
-          <w:b w:val="0"/>
-          <w:sz w:val="24"/>
-        </w:rPr>
-        <w:t>本期研究工作已形成完整的方法学落地，按数据读取与校验模块、事件检测与指标计算模块、窗口化与标准化模块、因子分析与统计评价模块四个层次组织。数据读取与校验模块完成了多导睡眠图记录中眼电通道的自动识别与提取，并对被试与测试组合做完整性核验，自动排除缺失或无效记录；事件检测与指标计算模块将预处理与速度阈值事件提取封装为统一接口，输出八项行为指标；窗口化与标准化模块完成重叠切片、低质量窗口筛除与个体内标准化；因子分析与统计评价模块封装了采样充分性与球形检验、因子提取、平行分析、描述性统计与方向性检验及可分离性判定，保证分析流程的统计严谨性。</w:t>
+        <w:t>本期的方法流程已经基本落地成一套可以重复执行的代码。现在按四个部分来组织：第一部分是数据读取和校验，负责自动识别多导睡眠图里的眼电通道，并筛掉缺失或无效记录；第二部分是事件检测和指标计算，统一输出八项行为指标；第三部分是窗口切分和个体内标准化；第四部分是因子分析和统计评价，包括前置检验、因子提取、平行分析、描述性统计和可分离性判定。这样后面不管是复验还是换数据集，整体流程都比较清楚。</w:t>
       </w:r>
     </w:p>
     <w:p>
@@ -3556,12 +3486,7 @@
         <w:jc w:val="both"/>
       </w:pPr>
       <w:r>
-        <w:rPr>
-          <w:rFonts w:ascii="宋体" w:hAnsi="宋体" w:eastAsia="宋体"/>
-          <w:b w:val="0"/>
-          <w:sz w:val="24"/>
-        </w:rPr>
-        <w:t>核心实验的可复现说明如下：从项目根目录执行一条命令，即可完成由原始记录到决策报告的全链条分析。该命令以唯一参数配置文件为输入，依次完成数据读取、预处理、指标计算、窗口化、标准化、因子分析与可视化，输出标准化指标矩阵、描述性统计与方向性检验表、采样充分性与球形检验结果、因子载荷与因子相关结果、可分离性决策报告，以及碎石图与平行分析图、因子载荷图、因子相关散点图与方向检验图四幅可直接用于论文的图表。所有路径相对项目根解析，跨平台可复现。</w:t>
+        <w:t>目前核心实验已经能做到从原始记录到决策报告的一键复现。从项目根目录执行配置好的命令后，会依次完成数据读取、预处理、指标计算、窗口化、标准化、因子分析和可视化，最后输出标准化指标矩阵、描述性统计结果、前置检验结果、因子载荷与因子相关结果、可分离性决策报告，以及几张后面写论文能直接用的图。这样后续补实验或者重复检查时会方便很多。</w:t>
       </w:r>
     </w:p>
     <w:p>
@@ -3584,12 +3509,7 @@
         <w:jc w:val="both"/>
       </w:pPr>
       <w:r>
-        <w:rPr>
-          <w:rFonts w:ascii="宋体" w:hAnsi="宋体" w:eastAsia="宋体"/>
-          <w:b w:val="0"/>
-          <w:sz w:val="24"/>
-        </w:rPr>
-        <w:t>本期已完成的研究文档与思路沉淀包括：其一，根据导师反馈意见完成研究方向的调整与归档，将上一阶段安检场景下的关注状态检测方案归档为历史版本，明确以疲劳目光行为双因子内部结构研究为当前唯一执行方向；其二，完成双因子模式研究的设计规范文档，系统论述了研究背景与方向转换动因、可分离性等三个核心科学问题与对应假设、公开数据集与标签构建、八项指标定义与事件检测算法、预处理与窗口化流程、因子分析的方法学与决策判据、以及风险与预案；其三，完成以任务驱动的实施计划文档，将全链条拆解为环境初始化、数据读取、信号预处理、事件检测、指标计算、窗口化、前置检验、因子提取、描述性统计、可视化决策等十二个可测试任务。</w:t>
+        <w:t>本期除了代码和实验本身，也把相关文档重新整理了一遍。第一，是按老师这次反馈把研究方向重新收了一下，上一阶段安检场景下的关注状态检测先归档，当前先集中做疲劳目光行为双因子内部结构研究。第二，是把这条新方向对应的研究方案重新写清楚了，包括背景、核心问题、数据集、八项指标、事件检测、窗口化、因子分析判据以及风险预案。第三，是把实施步骤也拆开了，整理成从环境初始化到最终可视化决策的任务清单，后面推进的时候会更有抓手。</w:t>
       </w:r>
     </w:p>
     <w:p>
@@ -3599,12 +3519,7 @@
         <w:jc w:val="both"/>
       </w:pPr>
       <w:r>
-        <w:rPr>
-          <w:rFonts w:ascii="宋体" w:hAnsi="宋体" w:eastAsia="宋体"/>
-          <w:b w:val="0"/>
-          <w:sz w:val="24"/>
-        </w:rPr>
-        <w:t>已确定但尚未实施的后续技术路线包括：在探索性因子分析基础上开展验证性因子分析以交叉验证因子结构；将分析拓展至另一公开眼动数据集以考察结构的跨数据集稳定性；以及结合疲劳程度标签做多群组因子不变性检验，考察因子结构在不同疲劳水平下是否保持一致。</w:t>
+        <w:t>已经明确但还没开始做的下一步主要有三块：一是在当前探索性因子分析结果基础上做验证性因子分析，看这个结构能不能在另一套设定下站住；二是把流程迁移到另一套公开眼动数据集上，检查结构在跨数据集情况下稳不稳定；三是结合疲劳程度标签，做多群组因子不变性检验，看看因子结构会不会随着疲劳水平变化。</w:t>
       </w:r>
     </w:p>
     <w:p>
@@ -3627,12 +3542,7 @@
         <w:jc w:val="both"/>
       </w:pPr>
       <w:r>
-        <w:rPr>
-          <w:rFonts w:ascii="宋体" w:hAnsi="宋体" w:eastAsia="宋体"/>
-          <w:b w:val="0"/>
-          <w:sz w:val="24"/>
-        </w:rPr>
-        <w:t>当前阶段存在两项需关注的方法学局限。其一，本数据集不含独立眼动仪记录的注视点坐标，本研究以眼电信号作为二维眼动位置的代理，其幅度受个体电极接触与电位基线影响，部分幅度相关指标在清醒与困倦条件下的变化方向与假设预期存在偏离，提示代理指标在绝对幅度敏感型指标上存在局限，但不影响反映相对分布形态的熵与方差类指标。下一步拟引入眼电幅度归一化与眨眼校正以缓解该偏差，并在结论中如实标注该局限。其二，数据集被试规模有限，虽已采用个体内标准化与重叠窗口扩充样本，共提取近两千个观测，满足因子分析对样本与变量比的基本要求，但绝对样本量仍偏小，因子结构的稳健性有待后续在更大样本上重复验证。当前未发现影响核心判定稳健性的重大风险，按现有判据已完成双因子可分离性的明确判定。</w:t>
+        <w:t>当前主要有两点需要继续注意。第一，这个数据集没有独立眼动仪的注视点坐标，我现在是拿眼电信号去近似二维眼动位置。这样做在熵、方差这类看相对分布形态的指标上问题不大，但对一些比较依赖绝对幅值的指标，方向上会有偏。下一步我准备加眼电幅度归一化和眨眼校正，再复验一次，并在后续表述里把这个局限写清楚。第二，数据集的被试规模还是偏小。虽然通过个体内标准化和重叠窗口把样本扩到了接近2000个，已经满足当前因子分析的基本要求，但因子结构到底有多稳，还得靠后面在更大样本或别的数据集上再验证。就现在这一步看，还没有出现会直接推翻当前判断的明显问题。</w:t>
       </w:r>
     </w:p>
     <w:p>
@@ -3655,20 +3565,7 @@
         <w:jc w:val="both"/>
       </w:pPr>
       <w:r>
-        <w:rPr>
-          <w:rFonts w:ascii="宋体" w:hAnsi="宋体" w:eastAsia="宋体"/>
-          <w:b/>
-          <w:sz w:val="24"/>
-        </w:rPr>
-        <w:t>1. 开展验证性因子分析</w:t>
-      </w:r>
-      <w:r>
-        <w:rPr>
-          <w:rFonts w:ascii="宋体" w:hAnsi="宋体" w:eastAsia="宋体"/>
-          <w:b w:val="0"/>
-          <w:sz w:val="24"/>
-        </w:rPr>
-        <w:t xml:space="preserve">  在探索性因子分析所得的双因子结构基础上，建立验证性因子分析模型，考察预设因子结构的拟合优度与指标归属，完成从探索到验证的结构闭环。预期产出：完成验证性因子分析，形成双因子结构拟合结论。</w:t>
+        <w:t>1. 开展验证性因子分析。在当前探索性因子分析得到的双因子结构基础上，进一步建立验证性因子分析模型，重点看拟合优度和各指标归属是否稳定。预期产出：完成验证性因子分析，形成双因子结构的验证结果。</w:t>
       </w:r>
     </w:p>
     <w:p>
@@ -3678,20 +3575,7 @@
         <w:jc w:val="both"/>
       </w:pPr>
       <w:r>
-        <w:rPr>
-          <w:rFonts w:ascii="宋体" w:hAnsi="宋体" w:eastAsia="宋体"/>
-          <w:b/>
-          <w:sz w:val="24"/>
-        </w:rPr>
-        <w:t>2. 推进指标方向性偏离的校正与复验</w:t>
-      </w:r>
-      <w:r>
-        <w:rPr>
-          <w:rFonts w:ascii="宋体" w:hAnsi="宋体" w:eastAsia="宋体"/>
-          <w:b w:val="0"/>
-          <w:sz w:val="24"/>
-        </w:rPr>
-        <w:t xml:space="preserve">  针对幅度敏感型指标在疲劳条件下的方向偏离，引入眼电幅度归一化与眨眼伪迹校正，重做指标计算与方向性检验，考察偏离是否得到缓解。预期产出：完成指标校正与方向性复验，形成代理指标适用性的初步结论。</w:t>
+        <w:t>2. 推进指标方向性偏离的校正与复验。针对部分幅度敏感型指标在疲劳条件下方向偏离的问题，引入眼电幅度归一化和眨眼伪迹校正后，重新计算指标并复查方向性检验结果。预期产出：完成指标校正与复验，形成代理指标适用性的初步判断。</w:t>
       </w:r>
     </w:p>
     <w:p>
@@ -3701,20 +3585,7 @@
         <w:jc w:val="both"/>
       </w:pPr>
       <w:r>
-        <w:rPr>
-          <w:rFonts w:ascii="宋体" w:hAnsi="宋体" w:eastAsia="宋体"/>
-          <w:b/>
-          <w:sz w:val="24"/>
-        </w:rPr>
-        <w:t>3. 开展跨数据集的结构稳定性验证</w:t>
-      </w:r>
-      <w:r>
-        <w:rPr>
-          <w:rFonts w:ascii="宋体" w:hAnsi="宋体" w:eastAsia="宋体"/>
-          <w:b w:val="0"/>
-          <w:sz w:val="24"/>
-        </w:rPr>
-        <w:t xml:space="preserve">  在另一公开眼动数据集上重复全链条分析，考察双因子结构是否在不同数据集间保持稳定。预期产出：完成跨数据集分析，形成结构稳定性结论。</w:t>
+        <w:t>3. 开展跨数据集的结构稳定性验证。把当前这条分析流程迁移到另一套公开眼动数据集上，检查双因子结构能不能复现。预期产出：完成跨数据集分析，形成结构稳定性结果。</w:t>
       </w:r>
     </w:p>
     <w:p>
@@ -3724,20 +3595,7 @@
         <w:jc w:val="both"/>
       </w:pPr>
       <w:r>
-        <w:rPr>
-          <w:rFonts w:ascii="宋体" w:hAnsi="宋体" w:eastAsia="宋体"/>
-          <w:b/>
-          <w:sz w:val="24"/>
-        </w:rPr>
-        <w:t>4. 开展多群组因子不变性检验</w:t>
-      </w:r>
-      <w:r>
-        <w:rPr>
-          <w:rFonts w:ascii="宋体" w:hAnsi="宋体" w:eastAsia="宋体"/>
-          <w:b w:val="0"/>
-          <w:sz w:val="24"/>
-        </w:rPr>
-        <w:t xml:space="preserve">  按疲劳水平将样本分组，检验因子载荷与因子方差在不同疲劳群组间的恒等性，考察因子结构是否随疲劳程度变化。预期产出：完成不变性检验，形成结构稳定性证据。</w:t>
+        <w:t>4. 开展多群组因子不变性检验。按疲劳水平分组后，进一步检验因子载荷和因子方差在不同群组之间是否保持一致。预期产出：完成不变性检验，补充结构稳定性的证据。</w:t>
       </w:r>
     </w:p>
     <w:p>
@@ -3747,20 +3605,7 @@
         <w:jc w:val="both"/>
       </w:pPr>
       <w:r>
-        <w:rPr>
-          <w:rFonts w:ascii="宋体" w:hAnsi="宋体" w:eastAsia="宋体"/>
-          <w:b/>
-          <w:sz w:val="24"/>
-        </w:rPr>
-        <w:t>5. 撰写论文方法学与结果章节初稿</w:t>
-      </w:r>
-      <w:r>
-        <w:rPr>
-          <w:rFonts w:ascii="宋体" w:hAnsi="宋体" w:eastAsia="宋体"/>
-          <w:b w:val="0"/>
-          <w:sz w:val="24"/>
-        </w:rPr>
-        <w:t xml:space="preserve">  按因子分析报告规范组织方法学与结果章节，系统论述数据集、指标定义、事件检测、因子分析与可分离性判定，并完成初稿。预期产出：完成方法学与结果章节初稿。</w:t>
+        <w:t>5. 撰写论文方法与结果章节初稿。按当前已经跑通的流程，把数据集、指标定义、事件检测、因子分析和可分离性判定整理成论文初稿。预期产出：完成方法与结果部分初稿。</w:t>
       </w:r>
     </w:p>
     <w:p>
@@ -3783,12 +3628,7 @@
         <w:jc w:val="both"/>
       </w:pPr>
       <w:r>
-        <w:rPr>
-          <w:rFonts w:ascii="宋体" w:hAnsi="宋体" w:eastAsia="宋体"/>
-          <w:b w:val="0"/>
-          <w:sz w:val="24"/>
-        </w:rPr>
-        <w:t>下阶段将以探索性因子分析所得的因子结构为基础，重点推进验证性因子分析以完成结构的交叉验证，同步针对眼电代理指标的方向偏离开展校正与复验，并逐步向跨数据集与多群组推广；上述工作均基于公开数据，无需额外实验条件，可直接推进。需协调事项：无。</w:t>
+        <w:t>下阶段我会先围绕当前探索性因子分析的结果，继续把验证性因子分析做起来，同时把眼电代理指标这块的方向偏离问题再校正和复验一遍。之后再逐步推进到跨数据集和多群组分析。现阶段这些工作都可以直接基于公开数据继续做，不需要额外实验条件。需协调事项：无。</w:t>
       </w:r>
     </w:p>
     <w:sectPr>
